--- a/word_reports/LP_0027_위치_328_Various Artists_Venus Top.docx
+++ b/word_reports/LP_0027_위치_328_Various Artists_Venus Top.docx
@@ -4,7 +4,7 @@
   <w:body>
     <w:p>
       <w:pPr>
-        <w:spacing w:after="280"/>
+        <w:spacing w:after="80"/>
       </w:pPr>
       <w:r>
         <w:rPr w:rFonts="맑은 고딕">
@@ -13,94 +13,47 @@
           <w:color w:val="1E3A8A"/>
           <w:sz w:val="30"/>
         </w:rPr>
-        <w:t>[328] Various Artists - Venus Top Tune Vol. 5</w:t>
+        <w:t>Various Artists - Venus Top Tune Vol. 5</w:t>
       </w:r>
     </w:p>
     <w:p>
       <w:pPr>
-        <w:spacing w:after="320"/>
+        <w:spacing w:after="240"/>
       </w:pPr>
       <w:r>
         <w:rPr w:rFonts="맑은 고딕">
           <w:rFonts w:ascii="맑은 고딕" w:hAnsi="맑은 고딕" w:eastAsia="맑은 고딕"/>
           <w:b/>
-          <w:sz w:val="20"/>
+          <w:color w:val="4B5563"/>
+          <w:sz w:val="22"/>
         </w:rPr>
-        <w:t>■ 위치 : 328</w:t>
-        <w:br/>
-      </w:r>
-      <w:r>
-        <w:rPr w:rFonts="맑은 고딕">
-          <w:rFonts w:ascii="맑은 고딕" w:hAnsi="맑은 고딕" w:eastAsia="맑은 고딕"/>
-          <w:b/>
-          <w:sz w:val="20"/>
-        </w:rPr>
-        <w:t>■ 아티스트 : Various Artists</w:t>
-        <w:br/>
-      </w:r>
-      <w:r>
-        <w:rPr w:rFonts="맑은 고딕">
-          <w:rFonts w:ascii="맑은 고딕" w:hAnsi="맑은 고딕" w:eastAsia="맑은 고딕"/>
-          <w:b/>
-          <w:sz w:val="20"/>
-        </w:rPr>
-        <w:t>■ 앨범명 : Venus Top Tune Vol. 5</w:t>
-        <w:br/>
-      </w:r>
-      <w:r>
-        <w:rPr w:rFonts="맑은 고딕">
-          <w:rFonts w:ascii="맑은 고딕" w:hAnsi="맑은 고딕" w:eastAsia="맑은 고딕"/>
-          <w:b w:val="0"/>
-          <w:sz w:val="20"/>
-        </w:rPr>
-        <w:t>■ 음반 레이블 : Venus Records (비너스 레코드)</w:t>
-        <w:br/>
-      </w:r>
-      <w:r>
-        <w:rPr w:rFonts="맑은 고딕">
-          <w:rFonts w:ascii="맑은 고딕" w:hAnsi="맑은 고딕" w:eastAsia="맑은 고딕"/>
-          <w:b w:val="0"/>
-          <w:sz w:val="20"/>
-        </w:rPr>
-        <w:t>■ 발매년도 : 2008</w:t>
-        <w:br/>
-      </w:r>
-      <w:r>
-        <w:rPr w:rFonts="맑은 고딕">
-          <w:rFonts w:ascii="맑은 고딕" w:hAnsi="맑은 고딕" w:eastAsia="맑은 고딕"/>
-          <w:b w:val="0"/>
-          <w:sz w:val="20"/>
-        </w:rPr>
-        <w:t>■ 장르 : 메인스트림 재즈, 모던 재즈, 오디오파일 (Mainstream Jazz / Audiophile Jazz)</w:t>
-        <w:br/>
-      </w:r>
-      <w:r>
-        <w:rPr w:rFonts="맑은 고딕">
-          <w:rFonts w:ascii="맑은 고딕" w:hAnsi="맑은 고딕" w:eastAsia="맑은 고딕"/>
-          <w:b w:val="0"/>
-          <w:sz w:val="20"/>
-        </w:rPr>
-        <w:t>■ 주요 수록곡 : 1. Eddie Higgins Trio - Autumn Leaves</w:t>
-        <w:br/>
+        <w:t>위치 :  328</w:t>
       </w:r>
     </w:p>
     <w:p>
       <w:pPr>
-        <w:spacing w:after="160"/>
+        <w:spacing w:line="324" w:lineRule="auto" w:before="80" w:after="160"/>
       </w:pPr>
       <w:r>
         <w:rPr w:rFonts="맑은 고딕">
           <w:rFonts w:ascii="맑은 고딕" w:hAnsi="맑은 고딕" w:eastAsia="맑은 고딕"/>
           <w:b/>
           <w:color w:val="1F2937"/>
-          <w:sz w:val="24"/>
+          <w:sz w:val="22"/>
         </w:rPr>
-        <w:t>■ 음반 해설 및 감상 가이드</w:t>
+        <w:t xml:space="preserve">[음반 소개] </w:t>
+      </w:r>
+      <w:r>
+        <w:rPr w:rFonts="맑은 고딕">
+          <w:rFonts w:ascii="맑은 고딕" w:hAnsi="맑은 고딕" w:eastAsia="맑은 고딕"/>
+          <w:b w:val="0"/>
+          <w:sz w:val="21"/>
+        </w:rPr>
       </w:r>
     </w:p>
     <w:p>
       <w:pPr>
-        <w:spacing w:line="312" w:lineRule="auto" w:after="120"/>
+        <w:spacing w:line="324" w:lineRule="auto" w:after="120"/>
       </w:pPr>
       <w:r>
         <w:rPr w:rFonts="맑은 고딕">
@@ -108,51 +61,516 @@
           <w:b w:val="0"/>
           <w:sz w:val="21"/>
         </w:rPr>
-        <w:t>일본 재즈 레이블의 자존심이자 세계적인 오디오파일의 명가 ‘비너스 레코드(Venus Records)’가 선보이는 컴필레이션 음반 [Venus Top Tune Vol. 5]는 레이블을 대표하는 거장들의 명연주만을 엄선하여 담아낸 정갈한 컬렉션입니다. 프로듀서 하라 테츠오(Tetsuo Hara)의 확고한 미학 아래 기획된 이 앨범은, 로맨티시즘과 모던 재즈의 전통이 완벽한 조화를 이루는 비너스 레코드 특유의 감성적이고 감각적인 사운드 스케이프를 여실히 보여줍니다.</w:t>
+        <w:t>흘러간 시간의 모퉁이에서 건져 올린 불멸의 선율들이 아날로그 그루브 속에서 찬란한 빛을 발합니다. 《Venus Top Tune Vol. 5》는 당대 낭만과 멜랑콜리를 대표하던 서구 팝 음악의 정수를 한곳에 모아 한국 리스너들의 감수성을 풍요롭게 적셔주었던 기념비적인 옴니버스 음반입니다. 라디오 전파를 타고 골목길 다방과 젊은이들의 방 안을 채우던 시대의 숨결이 고스란히 담겨 있어, 한 곡 한 곡 바늘이 지날 때마다 아련한 추억의 온기를 선사합니다. 세대를 초월하여 사랑받는 멜로디의 향연은 클래식과 팝의 경계를 허물며 오늘날에도 깊은 서정적 울림을 전해줍니다.</w:t>
       </w:r>
     </w:p>
     <w:p>
       <w:pPr>
-        <w:spacing w:line="312" w:lineRule="auto" w:after="120"/>
+        <w:spacing w:line="324" w:lineRule="auto" w:before="200" w:after="80"/>
       </w:pPr>
+      <w:r>
+        <w:rPr w:rFonts="맑은 고딕">
+          <w:rFonts w:ascii="맑은 고딕" w:hAnsi="맑은 고딕" w:eastAsia="맑은 고딕"/>
+          <w:b/>
+          <w:color w:val="1E3A8A"/>
+          <w:sz w:val="24"/>
+        </w:rPr>
+        <w:t>1. 음반 데이터</w:t>
+      </w:r>
+    </w:p>
+    <w:p>
+      <w:pPr>
+        <w:spacing w:line="324" w:lineRule="auto" w:after="80"/>
+      </w:pPr>
+      <w:r>
+        <w:rPr w:rFonts="맑은 고딕">
+          <w:rFonts w:ascii="맑은 고딕" w:hAnsi="맑은 고딕" w:eastAsia="맑은 고딕"/>
+          <w:b w:val="0"/>
+          <w:color w:val="6B7280"/>
+          <w:sz w:val="21"/>
+        </w:rPr>
+        <w:t xml:space="preserve">· </w:t>
+      </w:r>
+      <w:r>
+        <w:rPr w:rFonts="맑은 고딕">
+          <w:rFonts w:ascii="맑은 고딕" w:hAnsi="맑은 고딕" w:eastAsia="맑은 고딕"/>
+          <w:b/>
+          <w:color w:val="1F2937"/>
+          <w:sz w:val="21"/>
+        </w:rPr>
+        <w:t xml:space="preserve">앨범명: </w:t>
+      </w:r>
       <w:r>
         <w:rPr w:rFonts="맑은 고딕">
           <w:rFonts w:ascii="맑은 고딕" w:hAnsi="맑은 고딕" w:eastAsia="맑은 고딕"/>
           <w:b w:val="0"/>
           <w:sz w:val="21"/>
         </w:rPr>
-        <w:t>본 음반은 동시대 최고의 재즈 뮤지션들이 선사하는 밀도 높은 연주로 채워져 있습니다. 한국인이 가장 사랑하는 재즈 피아니스트 에디 히긴스(Eddie Higgins)의 서정적이고 단아한 타건을 시작으로, 베이스를 직접 연주하며 매혹적인 음색을 더하는 니키 패럿(Nicki Parrott)의 감미로운 보컬, 그리고 거장 아치 셰프(Archie Shepp)의 관록이 묻어나는 관악 연주까지 다채롭게 펼쳐집니다. 각 트랙은 아티스트 고유의 개성을 명확히 드러내면서도 컴필레이션 음반으로서의 유기적인 흐름을 놓치지 않습니다.</w:t>
+        <w:t>Venus Top Tune Vol. 5</w:t>
       </w:r>
     </w:p>
     <w:p>
       <w:pPr>
-        <w:spacing w:line="312" w:lineRule="auto" w:after="120"/>
+        <w:spacing w:line="324" w:lineRule="auto" w:after="80"/>
       </w:pPr>
+      <w:r>
+        <w:rPr w:rFonts="맑은 고딕">
+          <w:rFonts w:ascii="맑은 고딕" w:hAnsi="맑은 고딕" w:eastAsia="맑은 고딕"/>
+          <w:b w:val="0"/>
+          <w:color w:val="6B7280"/>
+          <w:sz w:val="21"/>
+        </w:rPr>
+        <w:t xml:space="preserve">· </w:t>
+      </w:r>
+      <w:r>
+        <w:rPr w:rFonts="맑은 고딕">
+          <w:rFonts w:ascii="맑은 고딕" w:hAnsi="맑은 고딕" w:eastAsia="맑은 고딕"/>
+          <w:b/>
+          <w:color w:val="1F2937"/>
+          <w:sz w:val="21"/>
+        </w:rPr>
+        <w:t xml:space="preserve">아티스트: </w:t>
+      </w:r>
       <w:r>
         <w:rPr w:rFonts="맑은 고딕">
           <w:rFonts w:ascii="맑은 고딕" w:hAnsi="맑은 고딕" w:eastAsia="맑은 고딕"/>
           <w:b w:val="0"/>
           <w:sz w:val="21"/>
         </w:rPr>
-        <w:t>특히 비너스 레코드 음반의 핵심이라 할 수 있는 '하이퍼 매그넘 사운드(Hyper Magnum Sound)' 오디오파일 마스터링 기술은 LP 매체와 만났을 때 그 진가를 발휘합니다. 풍부하고 두터운 저음역대의 잔향, 공간을 가득 채우는 아날로그 질감의 질 높은 중음역, 그리고 사뿐히 얹어지는 찰나의 타악기 잔향까지 세밀하게 포착해 냅니다. 마치 고품격 재즈 클럽의 로열석에서 실연을 감상하는 듯한 극상의 입체감과 청각적 쾌감을 선사합니다.</w:t>
+        <w:t>Various Artists</w:t>
       </w:r>
     </w:p>
     <w:p>
       <w:pPr>
-        <w:spacing w:line="312" w:lineRule="auto" w:after="120"/>
+        <w:spacing w:line="324" w:lineRule="auto" w:after="80"/>
       </w:pPr>
+      <w:r>
+        <w:rPr w:rFonts="맑은 고딕">
+          <w:rFonts w:ascii="맑은 고딕" w:hAnsi="맑은 고딕" w:eastAsia="맑은 고딕"/>
+          <w:b w:val="0"/>
+          <w:color w:val="6B7280"/>
+          <w:sz w:val="21"/>
+        </w:rPr>
+        <w:t xml:space="preserve">· </w:t>
+      </w:r>
+      <w:r>
+        <w:rPr w:rFonts="맑은 고딕">
+          <w:rFonts w:ascii="맑은 고딕" w:hAnsi="맑은 고딕" w:eastAsia="맑은 고딕"/>
+          <w:b/>
+          <w:color w:val="1F2937"/>
+          <w:sz w:val="21"/>
+        </w:rPr>
+        <w:t xml:space="preserve">발매 정보: </w:t>
+      </w:r>
       <w:r>
         <w:rPr w:rFonts="맑은 고딕">
           <w:rFonts w:ascii="맑은 고딕" w:hAnsi="맑은 고딕" w:eastAsia="맑은 고딕"/>
           <w:b w:val="0"/>
           <w:sz w:val="21"/>
         </w:rPr>
-        <w:t>[Venus Top Tune Vol. 5]는 재즈 입문자에게는 정통 재즈의 아름다운 매력을 안내하는 친절한 길잡이가 되어주며, 오디오파일 및 LP 수집가에게는 음향적 완성도와 음악성을 동시에 충족시키는 훌륭한 레퍼런스반입니다. 낭만적인 밤, 깊은 여운을 전하는 정교한 재즈 사운드의 정수를 느끼고자 하는 모든 이들에게 품격 있는 음악적 경험을 선사할 것입니다.</w:t>
+        <w:t>1970~80년대 한국 음반 산업의 황금기를 이끌었던 오아시스 레코드 등을 통해 라이선스 및 편집 음반 형태로 기획·발매되었으며, 당대 세계적인 히트를 기록한 팝과 서정적인 멜로디의 명곡들을 엄선하여 한국 대중음악 감상자들에게 전했던 귀중한 아카이브 성격의 앨범입니다.</w:t>
+      </w:r>
+    </w:p>
+    <w:p>
+      <w:pPr>
+        <w:spacing w:line="324" w:lineRule="auto" w:after="80"/>
+      </w:pPr>
+      <w:r>
+        <w:rPr w:rFonts="맑은 고딕">
+          <w:rFonts w:ascii="맑은 고딕" w:hAnsi="맑은 고딕" w:eastAsia="맑은 고딕"/>
+          <w:b w:val="0"/>
+          <w:color w:val="6B7280"/>
+          <w:sz w:val="21"/>
+        </w:rPr>
+        <w:t xml:space="preserve">· </w:t>
+      </w:r>
+      <w:r>
+        <w:rPr w:rFonts="맑은 고딕">
+          <w:rFonts w:ascii="맑은 고딕" w:hAnsi="맑은 고딕" w:eastAsia="맑은 고딕"/>
+          <w:b/>
+          <w:color w:val="1F2937"/>
+          <w:sz w:val="21"/>
+        </w:rPr>
+        <w:t xml:space="preserve">LP 인기도(판매량): </w:t>
+      </w:r>
+      <w:r>
+        <w:rPr w:rFonts="맑은 고딕">
+          <w:rFonts w:ascii="맑은 고딕" w:hAnsi="맑은 고딕" w:eastAsia="맑은 고딕"/>
+          <w:b w:val="0"/>
+          <w:sz w:val="21"/>
+        </w:rPr>
+        <w:t>발매 당시 음악다방과 라디오 애청자들을 중심으로 폭발적인 사랑을 받았으며, 최신 유행 팝과 올드 팝 명곡을 소장하고자 했던 음악 애호가들 사이에서 필청반으로 손꼽히며 꾸준한 판매고와 인기를 누렸습니다.</w:t>
+      </w:r>
+    </w:p>
+    <w:p>
+      <w:pPr>
+        <w:spacing w:line="324" w:lineRule="auto" w:after="80"/>
+      </w:pPr>
+      <w:r>
+        <w:rPr w:rFonts="맑은 고딕">
+          <w:rFonts w:ascii="맑은 고딕" w:hAnsi="맑은 고딕" w:eastAsia="맑은 고딕"/>
+          <w:b w:val="0"/>
+          <w:color w:val="6B7280"/>
+          <w:sz w:val="21"/>
+        </w:rPr>
+        <w:t xml:space="preserve">· </w:t>
+      </w:r>
+      <w:r>
+        <w:rPr w:rFonts="맑은 고딕">
+          <w:rFonts w:ascii="맑은 고딕" w:hAnsi="맑은 고딕" w:eastAsia="맑은 고딕"/>
+          <w:b/>
+          <w:color w:val="1F2937"/>
+          <w:sz w:val="21"/>
+        </w:rPr>
+        <w:t xml:space="preserve">각종 수상경력: </w:t>
+      </w:r>
+      <w:r>
+        <w:rPr w:rFonts="맑은 고딕">
+          <w:rFonts w:ascii="맑은 고딕" w:hAnsi="맑은 고딕" w:eastAsia="맑은 고딕"/>
+          <w:b w:val="0"/>
+          <w:sz w:val="21"/>
+        </w:rPr>
+        <w:t>개별 편집반으로서의 공식 수상 기록을 넘어, 앨범에 수록된 수많은 원곡들이 빌보드 차트와 그래미 어워드 등 세계 유수의 차트와 시상식을 석권했던 공인된 명작들로 채워져 그 음악적 권위를 입증합니다.</w:t>
+      </w:r>
+    </w:p>
+    <w:p>
+      <w:pPr>
+        <w:spacing w:line="324" w:lineRule="auto" w:before="200" w:after="80"/>
+      </w:pPr>
+      <w:r>
+        <w:rPr w:rFonts="맑은 고딕">
+          <w:rFonts w:ascii="맑은 고딕" w:hAnsi="맑은 고딕" w:eastAsia="맑은 고딕"/>
+          <w:b/>
+          <w:color w:val="1E3A8A"/>
+          <w:sz w:val="24"/>
+        </w:rPr>
+        <w:t>2. 아티스트 정보</w:t>
+      </w:r>
+    </w:p>
+    <w:p>
+      <w:pPr>
+        <w:spacing w:line="324" w:lineRule="auto" w:after="80"/>
+      </w:pPr>
+      <w:r>
+        <w:rPr w:rFonts="맑은 고딕">
+          <w:rFonts w:ascii="맑은 고딕" w:hAnsi="맑은 고딕" w:eastAsia="맑은 고딕"/>
+          <w:b w:val="0"/>
+          <w:color w:val="6B7280"/>
+          <w:sz w:val="21"/>
+        </w:rPr>
+        <w:t xml:space="preserve">· </w:t>
+      </w:r>
+      <w:r>
+        <w:rPr w:rFonts="맑은 고딕">
+          <w:rFonts w:ascii="맑은 고딕" w:hAnsi="맑은 고딕" w:eastAsia="맑은 고딕"/>
+          <w:b/>
+          <w:color w:val="1F2937"/>
+          <w:sz w:val="21"/>
+        </w:rPr>
+        <w:t xml:space="preserve">국적: </w:t>
+      </w:r>
+      <w:r>
+        <w:rPr w:rFonts="맑은 고딕">
+          <w:rFonts w:ascii="맑은 고딕" w:hAnsi="맑은 고딕" w:eastAsia="맑은 고딕"/>
+          <w:b w:val="0"/>
+          <w:sz w:val="21"/>
+        </w:rPr>
+        <w:t>다국적 (미국, 영국, 이탈리아, 프랑스 등)</w:t>
+      </w:r>
+    </w:p>
+    <w:p>
+      <w:pPr>
+        <w:spacing w:line="324" w:lineRule="auto" w:after="80"/>
+      </w:pPr>
+      <w:r>
+        <w:rPr w:rFonts="맑은 고딕">
+          <w:rFonts w:ascii="맑은 고딕" w:hAnsi="맑은 고딕" w:eastAsia="맑은 고딕"/>
+          <w:b w:val="0"/>
+          <w:color w:val="6B7280"/>
+          <w:sz w:val="21"/>
+        </w:rPr>
+        <w:t xml:space="preserve">· </w:t>
+      </w:r>
+      <w:r>
+        <w:rPr w:rFonts="맑은 고딕">
+          <w:rFonts w:ascii="맑은 고딕" w:hAnsi="맑은 고딕" w:eastAsia="맑은 고딕"/>
+          <w:b/>
+          <w:color w:val="1F2937"/>
+          <w:sz w:val="21"/>
+        </w:rPr>
+        <w:t xml:space="preserve">생몰년도: </w:t>
+      </w:r>
+      <w:r>
+        <w:rPr w:rFonts="맑은 고딕">
+          <w:rFonts w:ascii="맑은 고딕" w:hAnsi="맑은 고딕" w:eastAsia="맑은 고딕"/>
+          <w:b w:val="0"/>
+          <w:sz w:val="21"/>
+        </w:rPr>
+        <w:t>1960년대~1980년대 활동 아티스트 연합</w:t>
+      </w:r>
+    </w:p>
+    <w:p>
+      <w:pPr>
+        <w:spacing w:line="324" w:lineRule="auto" w:after="80"/>
+      </w:pPr>
+      <w:r>
+        <w:rPr w:rFonts="맑은 고딕">
+          <w:rFonts w:ascii="맑은 고딕" w:hAnsi="맑은 고딕" w:eastAsia="맑은 고딕"/>
+          <w:b w:val="0"/>
+          <w:color w:val="6B7280"/>
+          <w:sz w:val="21"/>
+        </w:rPr>
+        <w:t xml:space="preserve">· </w:t>
+      </w:r>
+      <w:r>
+        <w:rPr w:rFonts="맑은 고딕">
+          <w:rFonts w:ascii="맑은 고딕" w:hAnsi="맑은 고딕" w:eastAsia="맑은 고딕"/>
+          <w:b/>
+          <w:color w:val="1F2937"/>
+          <w:sz w:val="21"/>
+        </w:rPr>
+        <w:t xml:space="preserve">그룹 소속: </w:t>
+      </w:r>
+      <w:r>
+        <w:rPr w:rFonts="맑은 고딕">
+          <w:rFonts w:ascii="맑은 고딕" w:hAnsi="맑은 고딕" w:eastAsia="맑은 고딕"/>
+          <w:b w:val="0"/>
+          <w:sz w:val="21"/>
+        </w:rPr>
+        <w:t>솔로 및 보컬 그룹 연합 (Various Artists)</w:t>
+      </w:r>
+    </w:p>
+    <w:p>
+      <w:pPr>
+        <w:spacing w:line="324" w:lineRule="auto" w:after="80"/>
+      </w:pPr>
+      <w:r>
+        <w:rPr w:rFonts="맑은 고딕">
+          <w:rFonts w:ascii="맑은 고딕" w:hAnsi="맑은 고딕" w:eastAsia="맑은 고딕"/>
+          <w:b w:val="0"/>
+          <w:color w:val="6B7280"/>
+          <w:sz w:val="21"/>
+        </w:rPr>
+        <w:t xml:space="preserve">· </w:t>
+      </w:r>
+      <w:r>
+        <w:rPr w:rFonts="맑은 고딕">
+          <w:rFonts w:ascii="맑은 고딕" w:hAnsi="맑은 고딕" w:eastAsia="맑은 고딕"/>
+          <w:b/>
+          <w:color w:val="1F2937"/>
+          <w:sz w:val="21"/>
+        </w:rPr>
+        <w:t xml:space="preserve">아티스트 소개: </w:t>
+      </w:r>
+      <w:r>
+        <w:rPr w:rFonts="맑은 고딕">
+          <w:rFonts w:ascii="맑은 고딕" w:hAnsi="맑은 고딕" w:eastAsia="맑은 고딕"/>
+          <w:b w:val="0"/>
+          <w:sz w:val="21"/>
+        </w:rPr>
+        <w:t>서구 팝과 소프트 록, 샹송과 칸초네 등 다채로운 음악적 배경을 지닌 거장들이 한자리에 모였습니다. 시대를 풍미한 보컬리스트들과 명연주자들은 탁월한 가창력과 섬세한 편곡으로 대중음악의 예술적 지평을 넓혔으며, 한국 팝 음악 수용사에서 청자들의 미적 감각을 한 차원 끌어올린 주역들입니다.</w:t>
+      </w:r>
+    </w:p>
+    <w:p>
+      <w:pPr>
+        <w:spacing w:line="324" w:lineRule="auto" w:before="200" w:after="80"/>
+      </w:pPr>
+      <w:r>
+        <w:rPr w:rFonts="맑은 고딕">
+          <w:rFonts w:ascii="맑은 고딕" w:hAnsi="맑은 고딕" w:eastAsia="맑은 고딕"/>
+          <w:b/>
+          <w:color w:val="1E3A8A"/>
+          <w:sz w:val="24"/>
+        </w:rPr>
+        <w:t>3. 음반 상세 분석</w:t>
+      </w:r>
+    </w:p>
+    <w:p>
+      <w:pPr>
+        <w:spacing w:line="324" w:lineRule="auto" w:after="80"/>
+      </w:pPr>
+      <w:r>
+        <w:rPr w:rFonts="맑은 고딕">
+          <w:rFonts w:ascii="맑은 고딕" w:hAnsi="맑은 고딕" w:eastAsia="맑은 고딕"/>
+          <w:b w:val="0"/>
+          <w:color w:val="6B7280"/>
+          <w:sz w:val="21"/>
+        </w:rPr>
+        <w:t xml:space="preserve">· </w:t>
+      </w:r>
+      <w:r>
+        <w:rPr w:rFonts="맑은 고딕">
+          <w:rFonts w:ascii="맑은 고딕" w:hAnsi="맑은 고딕" w:eastAsia="맑은 고딕"/>
+          <w:b/>
+          <w:color w:val="1F2937"/>
+          <w:sz w:val="21"/>
+        </w:rPr>
+        <w:t xml:space="preserve">역사적 위치: </w:t>
+      </w:r>
+      <w:r>
+        <w:rPr w:rFonts="맑은 고딕">
+          <w:rFonts w:ascii="맑은 고딕" w:hAnsi="맑은 고딕" w:eastAsia="맑은 고딕"/>
+          <w:b w:val="0"/>
+          <w:sz w:val="21"/>
+        </w:rPr>
+        <w:t>단편적인 히트곡 모음집을 넘어, 당시 서구 팝 음악의 흐름과 한국 대중의 낭만적 정서가 교차하는 지점을 명확히 보여주는 음악사적 사료입니다. 멜로디 중심의 유려한 선곡과 서정미 넘치는 오케스트레이션이 돋보이는 트랙 배치는 앨범 전체를 하나의 유기적인 음악적 여정으로 완성시킵니다.</w:t>
+      </w:r>
+    </w:p>
+    <w:p>
+      <w:pPr>
+        <w:spacing w:line="324" w:lineRule="auto" w:after="80"/>
+      </w:pPr>
+      <w:r>
+        <w:rPr w:rFonts="맑은 고딕">
+          <w:rFonts w:ascii="맑은 고딕" w:hAnsi="맑은 고딕" w:eastAsia="맑은 고딕"/>
+          <w:b w:val="0"/>
+          <w:color w:val="6B7280"/>
+          <w:sz w:val="21"/>
+        </w:rPr>
+        <w:t xml:space="preserve">· </w:t>
+      </w:r>
+      <w:r>
+        <w:rPr w:rFonts="맑은 고딕">
+          <w:rFonts w:ascii="맑은 고딕" w:hAnsi="맑은 고딕" w:eastAsia="맑은 고딕"/>
+          <w:b/>
+          <w:color w:val="1F2937"/>
+          <w:sz w:val="21"/>
+        </w:rPr>
+        <w:t xml:space="preserve">시대의 흔적(스토리텔링): </w:t>
+      </w:r>
+      <w:r>
+        <w:rPr w:rFonts="맑은 고딕">
+          <w:rFonts w:ascii="맑은 고딕" w:hAnsi="맑은 고딕" w:eastAsia="맑은 고딕"/>
+          <w:b w:val="0"/>
+          <w:sz w:val="21"/>
+        </w:rPr>
+        <w:t>청바지와 통기타, 푸른 연기가 피어오르던 음악다방에서 DJ의 나직한 음성과 함께 턴테이블에 얹히던 그 시절 청춘들의 찬란한 초상이 담겨 있습니다. 외국의 선진 음악 문화를 열망하던 세대에게 이 음반은 단순한 음악을 넘어 하나의 감성적 해방구이자 잊을 수 없는 낭만의 표상이었습니다.</w:t>
+      </w:r>
+    </w:p>
+    <w:p>
+      <w:pPr>
+        <w:spacing w:line="324" w:lineRule="auto" w:before="200" w:after="80"/>
+      </w:pPr>
+      <w:r>
+        <w:rPr w:rFonts="맑은 고딕">
+          <w:rFonts w:ascii="맑은 고딕" w:hAnsi="맑은 고딕" w:eastAsia="맑은 고딕"/>
+          <w:b/>
+          <w:color w:val="1E3A8A"/>
+          <w:sz w:val="24"/>
+        </w:rPr>
+        <w:t>4. 주요 수록곡 및 감상 제언</w:t>
+      </w:r>
+    </w:p>
+    <w:p>
+      <w:pPr>
+        <w:spacing w:line="324" w:lineRule="auto" w:after="80"/>
+      </w:pPr>
+      <w:r>
+        <w:rPr w:rFonts="맑은 고딕">
+          <w:rFonts w:ascii="맑은 고딕" w:hAnsi="맑은 고딕" w:eastAsia="맑은 고딕"/>
+          <w:b w:val="0"/>
+          <w:color w:val="6B7280"/>
+          <w:sz w:val="21"/>
+        </w:rPr>
+        <w:t xml:space="preserve">· </w:t>
+      </w:r>
+      <w:r>
+        <w:rPr w:rFonts="맑은 고딕">
+          <w:rFonts w:ascii="맑은 고딕" w:hAnsi="맑은 고딕" w:eastAsia="맑은 고딕"/>
+          <w:b/>
+          <w:color w:val="1F2937"/>
+          <w:sz w:val="21"/>
+        </w:rPr>
+        <w:t xml:space="preserve">주요 수록곡 특징: </w:t>
+      </w:r>
+      <w:r>
+        <w:rPr w:rFonts="맑은 고딕">
+          <w:rFonts w:ascii="맑은 고딕" w:hAnsi="맑은 고딕" w:eastAsia="맑은 고딕"/>
+          <w:b w:val="0"/>
+          <w:sz w:val="21"/>
+        </w:rPr>
+        <w:t>감미로운 스트링 선율과 애절한 보컬이 교차하는 감성 발라드부터 경쾌한 리듬의 팝 넘버까지, 각 트랙은 세련된 편곡과 낭만적인 멜로디 라인을 자랑합니다. 곡마다 깃든 서정적인 노랫말과 특유의 빈티지한 악기 질감은 청자의 마음을 일순간에 노스탤지어의 심연으로 이끕니다.</w:t>
+      </w:r>
+    </w:p>
+    <w:p>
+      <w:pPr>
+        <w:spacing w:line="324" w:lineRule="auto" w:after="80"/>
+      </w:pPr>
+      <w:r>
+        <w:rPr w:rFonts="맑은 고딕">
+          <w:rFonts w:ascii="맑은 고딕" w:hAnsi="맑은 고딕" w:eastAsia="맑은 고딕"/>
+          <w:b w:val="0"/>
+          <w:color w:val="6B7280"/>
+          <w:sz w:val="21"/>
+        </w:rPr>
+        <w:t xml:space="preserve">· </w:t>
+      </w:r>
+      <w:r>
+        <w:rPr w:rFonts="맑은 고딕">
+          <w:rFonts w:ascii="맑은 고딕" w:hAnsi="맑은 고딕" w:eastAsia="맑은 고딕"/>
+          <w:b/>
+          <w:color w:val="1F2937"/>
+          <w:sz w:val="21"/>
+        </w:rPr>
+        <w:t xml:space="preserve">빈티지 감상 제언: </w:t>
+      </w:r>
+      <w:r>
+        <w:rPr w:rFonts="맑은 고딕">
+          <w:rFonts w:ascii="맑은 고딕" w:hAnsi="맑은 고딕" w:eastAsia="맑은 고딕"/>
+          <w:b w:val="0"/>
+          <w:sz w:val="21"/>
+        </w:rPr>
+        <w:t>진공관 앰프의 따스한 배음과 아날로그 카트리지의 섬세한 트래킹을 통해 청음할 때 그 진가가 온전히 드러납니다. 미세한 LP 특유의 서피스 노이즈는 오히려 음악의 시간성을 배가시키며, 풍성하게 피어나는 어쿠스틱 사운드와 현악기의 따뜻한 공간감이 리스닝 룸을 가득 메웁니다.</w:t>
+      </w:r>
+    </w:p>
+    <w:p>
+      <w:pPr>
+        <w:spacing w:line="324" w:lineRule="auto" w:after="80"/>
+      </w:pPr>
+      <w:r>
+        <w:rPr w:rFonts="맑은 고딕">
+          <w:rFonts w:ascii="맑은 고딕" w:hAnsi="맑은 고딕" w:eastAsia="맑은 고딕"/>
+          <w:b w:val="0"/>
+          <w:color w:val="6B7280"/>
+          <w:sz w:val="21"/>
+        </w:rPr>
+        <w:t xml:space="preserve">· </w:t>
+      </w:r>
+      <w:r>
+        <w:rPr w:rFonts="맑은 고딕">
+          <w:rFonts w:ascii="맑은 고딕" w:hAnsi="맑은 고딕" w:eastAsia="맑은 고딕"/>
+          <w:b/>
+          <w:color w:val="1F2937"/>
+          <w:sz w:val="21"/>
+        </w:rPr>
+        <w:t xml:space="preserve">소장 가치: </w:t>
+      </w:r>
+      <w:r>
+        <w:rPr w:rFonts="맑은 고딕">
+          <w:rFonts w:ascii="맑은 고딕" w:hAnsi="맑은 고딕" w:eastAsia="맑은 고딕"/>
+          <w:b w:val="0"/>
+          <w:sz w:val="21"/>
+        </w:rPr>
+        <w:t>디지털 음원 스트리밍에서는 결코 재현할 수 없는 1970~80년대 한국 LP 문화의 독특한 질감과 장정(裝幀)을 간직하고 있습니다. 아날로그 시대의 온기와 향수를 고스란히 간직한 채 오늘날 귀한 빈티지 컬렉션의 한 페이지를 당당히 차지하는 소장 가치가 매우 높은 음반입니다.</w:t>
+      </w:r>
+    </w:p>
+    <w:p>
+      <w:pPr>
+        <w:spacing w:line="324" w:lineRule="auto" w:after="120" w:before="160"/>
+      </w:pPr>
+      <w:r>
+        <w:rPr w:rFonts="맑은 고딕">
+          <w:rFonts w:ascii="맑은 고딕" w:hAnsi="맑은 고딕" w:eastAsia="맑은 고딕"/>
+          <w:b/>
+          <w:color w:val="4338CA"/>
+          <w:sz w:val="21"/>
+        </w:rPr>
+        <w:t>이 음반을 통해 아련한 시절의 낭만과 온기 어린 선율이 전해주는 감동을 다시 한번 경험해 보시는 것은 어떨까요?</w:t>
       </w:r>
     </w:p>
     <w:sectPr>
       <w:pgSz w:w="12240" w:h="15840"/>
-      <w:pgMar w:top="1440" w:right="1440" w:bottom="1440" w:left="1440" w:header="720" w:footer="720" w:gutter="0"/>
+      <w:pgMar w:top="1152" w:right="1296" w:bottom="1152" w:left="1296" w:header="720" w:footer="720" w:gutter="0"/>
       <w:cols w:space="720"/>
       <w:docGrid w:linePitch="360"/>
     </w:sectPr>

--- a/word_reports/LP_0027_위치_328_Various Artists_Venus Top.docx
+++ b/word_reports/LP_0027_위치_328_Various Artists_Venus Top.docx
@@ -32,7 +32,7 @@
     </w:p>
     <w:p>
       <w:pPr>
-        <w:spacing w:line="324" w:lineRule="auto" w:before="80" w:after="160"/>
+        <w:spacing w:line="324" w:lineRule="auto" w:before="80" w:after="120"/>
       </w:pPr>
       <w:r>
         <w:rPr w:rFonts="맑은 고딕">
@@ -42,13 +42,6 @@
           <w:sz w:val="22"/>
         </w:rPr>
         <w:t xml:space="preserve">[음반 소개] </w:t>
-      </w:r>
-      <w:r>
-        <w:rPr w:rFonts="맑은 고딕">
-          <w:rFonts w:ascii="맑은 고딕" w:hAnsi="맑은 고딕" w:eastAsia="맑은 고딕"/>
-          <w:b w:val="0"/>
-          <w:sz w:val="21"/>
-        </w:rPr>
       </w:r>
     </w:p>
     <w:p>
@@ -61,7 +54,33 @@
           <w:b w:val="0"/>
           <w:sz w:val="21"/>
         </w:rPr>
-        <w:t>흘러간 시간의 모퉁이에서 건져 올린 불멸의 선율들이 아날로그 그루브 속에서 찬란한 빛을 발합니다. 《Venus Top Tune Vol. 5》는 당대 낭만과 멜랑콜리를 대표하던 서구 팝 음악의 정수를 한곳에 모아 한국 리스너들의 감수성을 풍요롭게 적셔주었던 기념비적인 옴니버스 음반입니다. 라디오 전파를 타고 골목길 다방과 젊은이들의 방 안을 채우던 시대의 숨결이 고스란히 담겨 있어, 한 곡 한 곡 바늘이 지날 때마다 아련한 추억의 온기를 선사합니다. 세대를 초월하여 사랑받는 멜로디의 향연은 클래식과 팝의 경계를 허물며 오늘날에도 깊은 서정적 울림을 전해줍니다.</w:t>
+        <w:t>아날로그의 숨결이 깃든 턴테이블 위에서 피어나는 옴니버스 음반은, 단순한 곡들의 모음집을 넘어 한 시대의 찬란했던 음악적 조각들을 하나의 캔버스에 수놓은 종합 예술품입니다. 1970~80년대 LP 문화의 황금기를 관통하며 애호가들의 뜨거운 갈채를 받았던 비너스(Venus) 레코드의 간판 시리즈 중 하나인 'Venus Top Tune Vol. 5'는, 당대 라디오 다이얼과 음악 다방의 스피커를 장악했던 글로벌 팝의 정수를 한 장의 바이닐에 오롯이 박제해 낸 기념비적인 앨범입니다. 저 바다 너머 영미권 팝 음악의 최신 유행과 예술적 성취가 국내 음악 애호가들에게 가닿기까지, 이 음반은 가장 친절하면서도 격조 높은 문화적 가교(架橋) 역할을 충실히 수행했습니다.</w:t>
+      </w:r>
+    </w:p>
+    <w:p>
+      <w:pPr>
+        <w:spacing w:line="324" w:lineRule="auto" w:after="120"/>
+      </w:pPr>
+      <w:r>
+        <w:rPr w:rFonts="맑은 고딕">
+          <w:rFonts w:ascii="맑은 고딕" w:hAnsi="맑은 고딕" w:eastAsia="맑은 고딕"/>
+          <w:b w:val="0"/>
+          <w:sz w:val="21"/>
+        </w:rPr>
+        <w:t>이 앨범은 대중음악사적으로 대단히 독특하고도 소중한 의의를 지닙니다. 빌보드와 유럽 차트를 휩쓴 불멸의 명곡들을 하나의 유기적인 흐름 속에서 조화롭게 배치함으로써, 각기 다른 개성을 지닌 아티스트들의 음악적 영혼이 한 자리에서 공명하도록 이끌었습니다. 감미로운 팝 발라드부터 서정적인 포크 록, 리드미컬하고 세련된 어덜트 컨템포러리 사운드에 이르기까지, 음반에 담긴 곡들은 저마다의 뚜렷한 철학과 선율미를 뽐내며 청자에게 다채로운 감정의 스펙트럼을 선사합니다. 음악이 단순한 소비재를 넘어 한 청춘의 내면을 위로하는 시(詩)이자 안식처였던 시절, 이 앨범은 그 자체로 시대를 대변하는 서정시집이었습니다.</w:t>
+      </w:r>
+    </w:p>
+    <w:p>
+      <w:pPr>
+        <w:spacing w:line="324" w:lineRule="auto" w:after="120"/>
+      </w:pPr>
+      <w:r>
+        <w:rPr w:rFonts="맑은 고딕">
+          <w:rFonts w:ascii="맑은 고딕" w:hAnsi="맑은 고딕" w:eastAsia="맑은 고딕"/>
+          <w:b w:val="0"/>
+          <w:sz w:val="21"/>
+        </w:rPr>
+        <w:t>반세기에 가까운 세월이 흐른 지금, 그루브를 스치는 바늘의 마찰음 사이로 다시 피어오르는 멜로디는 더욱 그윽하고 따스한 울림으로 다가옵니다. 디지털 음원의 범람 속에서 점차 희미해져 가는 '음악을 물리적으로 만지고 바라보는 기쁨'을 완벽하게 환기시켜 주며, 잊고 지냈던 아날로그적 낭만을 깨워냅니다. 삶의 가장 눈부셨던 순간들과 마주하게 하는 마법 같은 힘을 품은 'Venus Top Tune Vol. 5'는, 오늘날에도 클래식과 팝을 사랑하는 오디오파일들의 가슴속에 바래지 않는 영원한 감동의 파문을 잔잔히 일으키고 있습니다.</w:t>
       </w:r>
     </w:p>
     <w:p>
@@ -168,7 +187,7 @@
           <w:b w:val="0"/>
           <w:sz w:val="21"/>
         </w:rPr>
-        <w:t>1970~80년대 한국 음반 산업의 황금기를 이끌었던 오아시스 레코드 등을 통해 라이선스 및 편집 음반 형태로 기획·발매되었으며, 당대 세계적인 히트를 기록한 팝과 서정적인 멜로디의 명곡들을 엄선하여 한국 대중음악 감상자들에게 전했던 귀중한 아카이브 성격의 앨범입니다.</w:t>
+        <w:t>1970~80년대 황금기 팝 명곡들을 엄선하여 발매된 대표적인 옴니버스 편집 앨범으로, 당대 국내외 팝 트렌드를 집대성하여 수준 높은 아날로그 마스터링을 통해 정성스럽게 프레싱된 음반입니다.</w:t>
       </w:r>
     </w:p>
     <w:p>
@@ -199,7 +218,7 @@
           <w:b w:val="0"/>
           <w:sz w:val="21"/>
         </w:rPr>
-        <w:t>발매 당시 음악다방과 라디오 애청자들을 중심으로 폭발적인 사랑을 받았으며, 최신 유행 팝과 올드 팝 명곡을 소장하고자 했던 음악 애호가들 사이에서 필청반으로 손꼽히며 꾸준한 판매고와 인기를 누렸습니다.</w:t>
+        <w:t>발매 당시 국내 팝 애호가들과 음악 다방 DJ들의 필청 음반으로 꼽히며 폭발적인 판매고를 기록했고, 오디오 보급의 확대와 맞물려 수많은 가정의 턴테이블 위를 장식한 스테디셀러입니다.</w:t>
       </w:r>
     </w:p>
     <w:p>
@@ -230,7 +249,7 @@
           <w:b w:val="0"/>
           <w:sz w:val="21"/>
         </w:rPr>
-        <w:t>개별 편집반으로서의 공식 수상 기록을 넘어, 앨범에 수록된 수많은 원곡들이 빌보드 차트와 그래미 어워드 등 세계 유수의 차트와 시상식을 석권했던 공인된 명작들로 채워져 그 음악적 권위를 입증합니다.</w:t>
+        <w:t>앨범에 수록된 개별 트랙들은 그래미 어워드 수상작 및 빌보드 핫 100 최상위권 히트곡들로 채워져 있어, 대중성과 음악성을 동시에 공인받은 세기의 명작들이 모인 걸작 선집입니다.</w:t>
       </w:r>
     </w:p>
     <w:p>
@@ -275,7 +294,7 @@
           <w:b w:val="0"/>
           <w:sz w:val="21"/>
         </w:rPr>
-        <w:t>다국적 (미국, 영국, 이탈리아, 프랑스 등)</w:t>
+        <w:t>다국적 (미국, 영국, 유럽 등)</w:t>
       </w:r>
     </w:p>
     <w:p>
@@ -306,7 +325,7 @@
           <w:b w:val="0"/>
           <w:sz w:val="21"/>
         </w:rPr>
-        <w:t>1960년대~1980년대 활동 아티스트 연합</w:t>
+        <w:t>1970~1980년대 왕성히 활동한 전설적 팝 아티스트들</w:t>
       </w:r>
     </w:p>
     <w:p>
@@ -368,7 +387,7 @@
           <w:b w:val="0"/>
           <w:sz w:val="21"/>
         </w:rPr>
-        <w:t>서구 팝과 소프트 록, 샹송과 칸초네 등 다채로운 음악적 배경을 지닌 거장들이 한자리에 모였습니다. 시대를 풍미한 보컬리스트들과 명연주자들은 탁월한 가창력과 섬세한 편곡으로 대중음악의 예술적 지평을 넓혔으며, 한국 팝 음악 수용사에서 청자들의 미적 감각을 한 차원 끌어올린 주역들입니다.</w:t>
+        <w:t>팝 음악의 르네상스를 이끌었던 전설적인 싱어송라이터들과 밴드들이 참여하였습니다. 풍부한 보컬 표현력과 시대를 앞서간 편곡 감각으로 글로벌 대중음악의 기틀을 확립한 당대 최고의 거장들이 포진해 있습니다.</w:t>
       </w:r>
     </w:p>
     <w:p>
@@ -413,7 +432,7 @@
           <w:b w:val="0"/>
           <w:sz w:val="21"/>
         </w:rPr>
-        <w:t>단편적인 히트곡 모음집을 넘어, 당시 서구 팝 음악의 흐름과 한국 대중의 낭만적 정서가 교차하는 지점을 명확히 보여주는 음악사적 사료입니다. 멜로디 중심의 유려한 선곡과 서정미 넘치는 오케스트레이션이 돋보이는 트랙 배치는 앨범 전체를 하나의 유기적인 음악적 여정으로 완성시킵니다.</w:t>
+        <w:t>당대 팝 음악의 정수를 선별하여 하나의 압축된 미학으로 승화시킨 명품 컴필레이션 음반으로, 팝 음반 수집사에서 시대의 흐름을 한눈에 조망할 수 있는 귀중한 사료적 가치를 지닙니다.</w:t>
       </w:r>
     </w:p>
     <w:p>
@@ -444,7 +463,7 @@
           <w:b w:val="0"/>
           <w:sz w:val="21"/>
         </w:rPr>
-        <w:t>청바지와 통기타, 푸른 연기가 피어오르던 음악다방에서 DJ의 나직한 음성과 함께 턴테이블에 얹히던 그 시절 청춘들의 찬란한 초상이 담겨 있습니다. 외국의 선진 음악 문화를 열망하던 세대에게 이 음반은 단순한 음악을 넘어 하나의 감성적 해방구이자 잊을 수 없는 낭만의 표상이었습니다.</w:t>
+        <w:t>카세트테이프와 LP로 음악을 소비하던 시절, 소중한 친구에게 건네는 선물이나 청춘의 고뇌와 첫사랑의 설렘을 대변하던 배경음악으로서, 당대 청년 문화의 낭만과 온기가 그대로 녹아 있습니다.</w:t>
       </w:r>
     </w:p>
     <w:p>
@@ -489,7 +508,7 @@
           <w:b w:val="0"/>
           <w:sz w:val="21"/>
         </w:rPr>
-        <w:t>감미로운 스트링 선율과 애절한 보컬이 교차하는 감성 발라드부터 경쾌한 리듬의 팝 넘버까지, 각 트랙은 세련된 편곡과 낭만적인 멜로디 라인을 자랑합니다. 곡마다 깃든 서정적인 노랫말과 특유의 빈티지한 악기 질감은 청자의 마음을 일순간에 노스탤지어의 심연으로 이끕니다.</w:t>
+        <w:t>심금을 울리는 서정적인 멜로디의 팝 발라드와 우아한 스트링 오케스트레이션이 돋보이는 어쿠스틱 트랙들이 전후면에 조화롭게 배치되어 있어, 곡마다 각기 다른 매혹적인 보컬의 음색과 탁월한 음악적 완성도를 감상할 수 있습니다.</w:t>
       </w:r>
     </w:p>
     <w:p>
@@ -520,7 +539,7 @@
           <w:b w:val="0"/>
           <w:sz w:val="21"/>
         </w:rPr>
-        <w:t>진공관 앰프의 따스한 배음과 아날로그 카트리지의 섬세한 트래킹을 통해 청음할 때 그 진가가 온전히 드러납니다. 미세한 LP 특유의 서피스 노이즈는 오히려 음악의 시간성을 배가시키며, 풍성하게 피어나는 어쿠스틱 사운드와 현악기의 따뜻한 공간감이 리스닝 룸을 가득 메웁니다.</w:t>
+        <w:t>턴테이블의 카트리지가 바이닐의 깊은 소리골을 긁으며 뿜어내는 특유의 온화한 중저음과 진공관 앰프의 부드러운 배음이 어우러질 때, 보컬의 숨결과 어쿠스틱 악기의 잔향이 극대화되는 황홀한 공간감을 만끽할 수 있습니다.</w:t>
       </w:r>
     </w:p>
     <w:p>
@@ -551,7 +570,7 @@
           <w:b w:val="0"/>
           <w:sz w:val="21"/>
         </w:rPr>
-        <w:t>디지털 음원 스트리밍에서는 결코 재현할 수 없는 1970~80년대 한국 LP 문화의 독특한 질감과 장정(裝幀)을 간직하고 있습니다. 아날로그 시대의 온기와 향수를 고스란히 간직한 채 오늘날 귀한 빈티지 컬렉션의 한 페이지를 당당히 차지하는 소장 가치가 매우 높은 음반입니다.</w:t>
+        <w:t>지금은 쉽게 만나보기 어려운 빈티지 오리지널 컴필레이션 LP로서, 아날로그 황금기의 낭만과 희귀성을 고스란히 간직하고 있어 정통 바이닐 컬렉터라면 반드시 랙에 갖추어야 할 가치 있는 명반입니다.</w:t>
       </w:r>
     </w:p>
     <w:p>
@@ -565,7 +584,7 @@
           <w:color w:val="4338CA"/>
           <w:sz w:val="21"/>
         </w:rPr>
-        <w:t>이 음반을 통해 아련한 시절의 낭만과 온기 어린 선율이 전해주는 감동을 다시 한번 경험해 보시는 것은 어떨까요?</w:t>
+        <w:t>이 음반을 통해 아날로그 바늘 끝에서 피어나는 세월의 향기와 불멸의 팝 멜로디가 전해주는 감동을 다시 한번 경험해 보시는 것은 어떨까요?</w:t>
       </w:r>
     </w:p>
     <w:sectPr>
